--- a/res/synthetic_fascicoli/fascicoli/fascicolo_sintetico_030/sentenza.docx
+++ b/res/synthetic_fascicoli/fascicoli/fascicolo_sintetico_030/sentenza.docx
@@ -338,7 +338,7 @@
               <w:rStyle w:val="PlaceholderText"/>
               <w:lang w:val="en-US"/>
             </w:rPr>
-            <w:t>603/2024</w:t>
+            <w:t>223/2025</w:t>
           </w:r>
         </w:sdtContent>
       </w:sdt>
@@ -400,7 +400,7 @@
               <w:rStyle w:val="PlaceholderText"/>
               <w:lang w:val="en-US"/>
             </w:rPr>
-            <w:t>Matteo Luz Gallo, Elena Rossi</w:t>
+            <w:t>Fernanda Mendes-Souza, Carolina Nunes-Pereira</w:t>
           </w:r>
         </w:sdtContent>
       </w:sdt>
@@ -444,7 +444,7 @@
               <w:rStyle w:val="PlaceholderText"/>
               <w:lang w:val="en-US"/>
             </w:rPr>
-            <w:t>Luca Bianchi</w:t>
+            <w:t>Juliana Silva</w:t>
           </w:r>
         </w:sdtContent>
       </w:sdt>
@@ -805,7 +805,7 @@
             <w:rPr>
               <w:rStyle w:val="PlaceholderText"/>
             </w:rPr>
-            <w:t>05-03-2025</w:t>
+            <w:t>11-07-2024</w:t>
           </w:r>
         </w:sdtContent>
       </w:sdt>
@@ -909,7 +909,7 @@
               <w:rStyle w:val="PlaceholderText"/>
               <w:lang w:val="en-US"/>
             </w:rPr>
-            <w:t>Nonostante la regolare notificazione del ricorso, il Ministero dell'Interno non si è costituito.</w:t>
+            <w:t>Il Ministero dell'Interno, tramite l'Avvocatura Distrettuale dello Stato di Brescia, si è costituito in giudizio il 14-07-2024.</w:t>
           </w:r>
         </w:sdtContent>
       </w:sdt>
@@ -1034,7 +1034,7 @@
             <w:rPr>
               <w:rStyle w:val="PlaceholderText"/>
             </w:rPr>
-            <w:t>Francesca Luigi Leoni</w:t>
+            <w:t>Camila Maria Mendes</w:t>
           </w:r>
         </w:sdtContent>
       </w:sdt>
@@ -1092,7 +1092,7 @@
               <w:rStyle w:val="PlaceholderText"/>
               <w:lang w:val="en-US"/>
             </w:rPr>
-            <w:t>Brescia</w:t>
+            <w:t>Bergamo</w:t>
           </w:r>
         </w:sdtContent>
       </w:sdt>
@@ -1149,7 +1149,7 @@
               <w:rStyle w:val="PlaceholderText"/>
               <w:lang w:val="en-US"/>
             </w:rPr>
-            <w:t>05-03-1881</w:t>
+            <w:t>08-07-1939</w:t>
           </w:r>
         </w:sdtContent>
       </w:sdt>
@@ -1368,7 +1368,7 @@
               <w:rStyle w:val="PlaceholderText"/>
               <w:lang w:val="en-US"/>
             </w:rPr>
-            <w:t>Linea di discendenza allegata: Francesca Luigi Leoni -&gt; Paolo Neri -&gt; Matteo Luz Gallo</w:t>
+            <w:t>Linea di discendenza allegata: Camila Maria Mendes -&gt; Mateus Pereira -&gt; Camila Barbosa-Pereira -&gt; Pedro Pereira -&gt; Carolina Nunes-Pereira -&gt; Fernanda Mendes</w:t>
           </w:r>
         </w:sdtContent>
       </w:sdt>
@@ -2803,7 +2803,7 @@
               <w:rStyle w:val="PlaceholderText"/>
               <w:lang w:val="en-US"/>
             </w:rPr>
-            <w:t>Di contro, il Ministero dell'Interno non si è costituito.</w:t>
+            <w:t>Di contro, il Ministero dell'Interno si è limitato a evocare l'accertamento di eventuali fattispecie estintive del diritto, senza nemmeno allegarle (né aver provato una richiesta di informazioni all'Autorità Consolare).</w:t>
           </w:r>
         </w:p>
       </w:sdtContent>
@@ -2977,7 +2977,7 @@
               <w:rFonts w:ascii="Garamond" w:hAnsi="Garamond"/>
               <w:bCs/>
             </w:rPr>
-            <w:t>4.2. La domanda presentata iure matrimonii è improcedibile.</w:t>
+            <w:t/>
           </w:r>
           <w:proofErr w:type="spellStart"/>
           <w:proofErr w:type="spellEnd"/>
@@ -3013,7 +3013,7 @@
               <w:rFonts w:ascii="Garamond" w:hAnsi="Garamond"/>
               <w:bCs/>
             </w:rPr>
-            <w:t>La giurisprudenza, infatti, ha ammesso la domanda iure sanguinis in ragione delle note liste d'attesa dinanzi ai Consolati italiani, ma nessuna deroga è stata prevista per la cittadinanza acquisita tramite matrimonio (da chiedere prima in via amministrativa, cfr. Direttiva del Ministero dell'Interno n. 12A04741 del 7.3.12). Inoltre, l'art. 4 co. 5 II periodo del D.Lgs. n. 13/17 (sopra riportato) ha disciplinato la competenza territoriale con esclusivo riguardo al Comune di nascita dell'avo, ossia per la cittadinanza ottenuta in virtù della discendenza. Occorre infine considerare che, fino al passaggio in giudicato di questa sentenza, non può dirsi definitivamente acquisito lo status di cittadino del coniuge, presupposto necessario della domanda per matrimonio.</w:t>
+            <w:t/>
           </w:r>
           <w:proofErr w:type="spellStart"/>
           <w:proofErr w:type="spellEnd"/>
@@ -3145,7 +3145,7 @@
               <w:rFonts w:ascii="Garamond" w:hAnsi="Garamond"/>
               <w:bCs/>
             </w:rPr>
-            <w:t>Questo vale anche nei confronti delle parti le cui domande sono state dichiarate inammissibili o improcedibili (viste la serialità della questione per l'Avvocatura dello Stato e la natura prettamente formale della sua costituzione).</w:t>
+            <w:t/>
           </w:r>
         </w:p>
       </w:sdtContent>
@@ -3247,9 +3247,9 @@
               <w:rStyle w:val="PlaceholderText"/>
               <w:lang w:val="en-US"/>
             </w:rPr>
-            <w:t>Matteo Luz Gallo, nato/a a Curitiba il 15-07-1958</w:t>
+            <w:t>Fernanda Mendes-Souza, nata a Salvador il 26-01-1956</w:t>
             <w:br/>
-            <w:t>Elena Rossi, nato/a a  il </w:t>
+            <w:t>Carolina Nunes-Pereira, nata a Niteroi il 08-02-1996</w:t>
           </w:r>
         </w:p>
       </w:sdtContent>
@@ -3296,7 +3296,7 @@
             <w:rPr>
               <w:rStyle w:val="PlaceholderText"/>
             </w:rPr>
-            <w:t>sono cittadini italiani</w:t>
+            <w:t>sono cittadine italiane</w:t>
           </w:r>
         </w:sdtContent>
       </w:sdt>
@@ -3399,7 +3399,7 @@
               <w:rStyle w:val="PlaceholderText"/>
               <w:lang w:val="en-US"/>
             </w:rPr>
-            <w:t>dichiara improcedibile la domanda presentata da Elena Rossi;</w:t>
+            <w:t/>
           </w:r>
         </w:p>
       </w:sdtContent>
